--- a/AI_Agents_and_Advanced_Fine_Tuning_Bootcamp/Lab_Walkthroughs/Week_03_Lab_A_fastmcp_tool_server_three_tools_real_schemas.docx
+++ b/AI_Agents_and_Advanced_Fine_Tuning_Bootcamp/Lab_Walkthroughs/Week_03_Lab_A_fastmcp_tool_server_three_tools_real_schemas.docx
@@ -96,7 +96,7 @@
           <w:color w:val="333333"/>
           <w:sz w:val="22"/>
         </w:rPr>
-        <w:t>Cluster workspace from week 1 plus week-specific deps in the requirements.txt that ships with this lab.</w:t>
+        <w:t>pip install fastmcp. Fake calendar/CRM/wiki fixtures ship in fixtures/.</w:t>
       </w:r>
     </w:p>
     <w:p>
@@ -118,7 +118,7 @@
           <w:color w:val="333333"/>
           <w:sz w:val="22"/>
         </w:rPr>
-        <w:t>Concept list available in the class notes for this week.</w:t>
+        <w:t>MCP tool schemas: names, descriptions, typed parameters</w:t>
       </w:r>
     </w:p>
     <w:p>
@@ -130,7 +130,19 @@
           <w:color w:val="333333"/>
           <w:sz w:val="22"/>
         </w:rPr>
-        <w:t>Lab guide TA reviews the concepts in the first 15 minutes.</w:t>
+        <w:t>stdio vs streamable HTTP transports</w:t>
+      </w:r>
+    </w:p>
+    <w:p>
+      <w:pPr>
+        <w:pStyle w:val="ListBullet"/>
+      </w:pPr>
+      <w:r>
+        <w:rPr>
+          <w:color w:val="333333"/>
+          <w:sz w:val="22"/>
+        </w:rPr>
+        <w:t>Tool descriptions are prompts: write them for the model, not the human</w:t>
       </w:r>
     </w:p>
     <w:p>
@@ -211,7 +223,280 @@
           <w:color w:val="101010"/>
           <w:sz w:val="18"/>
         </w:rPr>
-        <w:t># Starter code is in the lab repo: see lab_starter.py.</w:t>
+        <w:t>from fastmcp import FastMCP</w:t>
+      </w:r>
+    </w:p>
+    <w:p>
+      <w:pPr>
+        <w:spacing w:after="0" w:before="0"/>
+      </w:pPr>
+      <w:r>
+        <w:rPr>
+          <w:rFonts w:ascii="Consolas" w:hAnsi="Consolas"/>
+          <w:color w:val="101010"/>
+          <w:sz w:val="18"/>
+        </w:rPr>
+        <w:t xml:space="preserve"> </w:t>
+      </w:r>
+    </w:p>
+    <w:p>
+      <w:pPr>
+        <w:spacing w:after="0" w:before="0"/>
+      </w:pPr>
+      <w:r>
+        <w:rPr>
+          <w:rFonts w:ascii="Consolas" w:hAnsi="Consolas"/>
+          <w:color w:val="101010"/>
+          <w:sz w:val="18"/>
+        </w:rPr>
+        <w:t>mcp = FastMCP('proxiant-internal')</w:t>
+      </w:r>
+    </w:p>
+    <w:p>
+      <w:pPr>
+        <w:spacing w:after="0" w:before="0"/>
+      </w:pPr>
+      <w:r>
+        <w:rPr>
+          <w:rFonts w:ascii="Consolas" w:hAnsi="Consolas"/>
+          <w:color w:val="101010"/>
+          <w:sz w:val="18"/>
+        </w:rPr>
+        <w:t xml:space="preserve"> </w:t>
+      </w:r>
+    </w:p>
+    <w:p>
+      <w:pPr>
+        <w:spacing w:after="0" w:before="0"/>
+      </w:pPr>
+      <w:r>
+        <w:rPr>
+          <w:rFonts w:ascii="Consolas" w:hAnsi="Consolas"/>
+          <w:color w:val="101010"/>
+          <w:sz w:val="18"/>
+        </w:rPr>
+        <w:t>@mcp.tool()</w:t>
+      </w:r>
+    </w:p>
+    <w:p>
+      <w:pPr>
+        <w:spacing w:after="0" w:before="0"/>
+      </w:pPr>
+      <w:r>
+        <w:rPr>
+          <w:rFonts w:ascii="Consolas" w:hAnsi="Consolas"/>
+          <w:color w:val="101010"/>
+          <w:sz w:val="18"/>
+        </w:rPr>
+        <w:t>def calendar_read(day: str) -&gt; list[dict]:</w:t>
+      </w:r>
+    </w:p>
+    <w:p>
+      <w:pPr>
+        <w:spacing w:after="0" w:before="0"/>
+      </w:pPr>
+      <w:r>
+        <w:rPr>
+          <w:rFonts w:ascii="Consolas" w:hAnsi="Consolas"/>
+          <w:color w:val="101010"/>
+          <w:sz w:val="18"/>
+        </w:rPr>
+        <w:t xml:space="preserve">    'List meetings for an ISO date, e.g. 2026-10-20.'</w:t>
+      </w:r>
+    </w:p>
+    <w:p>
+      <w:pPr>
+        <w:spacing w:after="0" w:before="0"/>
+      </w:pPr>
+      <w:r>
+        <w:rPr>
+          <w:rFonts w:ascii="Consolas" w:hAnsi="Consolas"/>
+          <w:color w:val="101010"/>
+          <w:sz w:val="18"/>
+        </w:rPr>
+        <w:t xml:space="preserve">    return load_fixture('calendar.json').get(day, [])</w:t>
+      </w:r>
+    </w:p>
+    <w:p>
+      <w:pPr>
+        <w:spacing w:after="0" w:before="0"/>
+      </w:pPr>
+      <w:r>
+        <w:rPr>
+          <w:rFonts w:ascii="Consolas" w:hAnsi="Consolas"/>
+          <w:color w:val="101010"/>
+          <w:sz w:val="18"/>
+        </w:rPr>
+        <w:t xml:space="preserve"> </w:t>
+      </w:r>
+    </w:p>
+    <w:p>
+      <w:pPr>
+        <w:spacing w:after="0" w:before="0"/>
+      </w:pPr>
+      <w:r>
+        <w:rPr>
+          <w:rFonts w:ascii="Consolas" w:hAnsi="Consolas"/>
+          <w:color w:val="101010"/>
+          <w:sz w:val="18"/>
+        </w:rPr>
+        <w:t>@mcp.tool()</w:t>
+      </w:r>
+    </w:p>
+    <w:p>
+      <w:pPr>
+        <w:spacing w:after="0" w:before="0"/>
+      </w:pPr>
+      <w:r>
+        <w:rPr>
+          <w:rFonts w:ascii="Consolas" w:hAnsi="Consolas"/>
+          <w:color w:val="101010"/>
+          <w:sz w:val="18"/>
+        </w:rPr>
+        <w:t>def crm_lookup(company: str) -&gt; dict:</w:t>
+      </w:r>
+    </w:p>
+    <w:p>
+      <w:pPr>
+        <w:spacing w:after="0" w:before="0"/>
+      </w:pPr>
+      <w:r>
+        <w:rPr>
+          <w:rFonts w:ascii="Consolas" w:hAnsi="Consolas"/>
+          <w:color w:val="101010"/>
+          <w:sz w:val="18"/>
+        </w:rPr>
+        <w:t xml:space="preserve">    'Return account owner, stage, and ARR for a company name.'</w:t>
+      </w:r>
+    </w:p>
+    <w:p>
+      <w:pPr>
+        <w:spacing w:after="0" w:before="0"/>
+      </w:pPr>
+      <w:r>
+        <w:rPr>
+          <w:rFonts w:ascii="Consolas" w:hAnsi="Consolas"/>
+          <w:color w:val="101010"/>
+          <w:sz w:val="18"/>
+        </w:rPr>
+        <w:t xml:space="preserve">    return load_fixture('crm.json').get(company, {})</w:t>
+      </w:r>
+    </w:p>
+    <w:p>
+      <w:pPr>
+        <w:spacing w:after="0" w:before="0"/>
+      </w:pPr>
+      <w:r>
+        <w:rPr>
+          <w:rFonts w:ascii="Consolas" w:hAnsi="Consolas"/>
+          <w:color w:val="101010"/>
+          <w:sz w:val="18"/>
+        </w:rPr>
+        <w:t xml:space="preserve"> </w:t>
+      </w:r>
+    </w:p>
+    <w:p>
+      <w:pPr>
+        <w:spacing w:after="0" w:before="0"/>
+      </w:pPr>
+      <w:r>
+        <w:rPr>
+          <w:rFonts w:ascii="Consolas" w:hAnsi="Consolas"/>
+          <w:color w:val="101010"/>
+          <w:sz w:val="18"/>
+        </w:rPr>
+        <w:t>@mcp.tool()</w:t>
+      </w:r>
+    </w:p>
+    <w:p>
+      <w:pPr>
+        <w:spacing w:after="0" w:before="0"/>
+      </w:pPr>
+      <w:r>
+        <w:rPr>
+          <w:rFonts w:ascii="Consolas" w:hAnsi="Consolas"/>
+          <w:color w:val="101010"/>
+          <w:sz w:val="18"/>
+        </w:rPr>
+        <w:t>def wiki_search(query: str, k: int = 3) -&gt; list[str]:</w:t>
+      </w:r>
+    </w:p>
+    <w:p>
+      <w:pPr>
+        <w:spacing w:after="0" w:before="0"/>
+      </w:pPr>
+      <w:r>
+        <w:rPr>
+          <w:rFonts w:ascii="Consolas" w:hAnsi="Consolas"/>
+          <w:color w:val="101010"/>
+          <w:sz w:val="18"/>
+        </w:rPr>
+        <w:t xml:space="preserve">    'Search internal wiki pages, returns top-k snippets.'</w:t>
+      </w:r>
+    </w:p>
+    <w:p>
+      <w:pPr>
+        <w:spacing w:after="0" w:before="0"/>
+      </w:pPr>
+      <w:r>
+        <w:rPr>
+          <w:rFonts w:ascii="Consolas" w:hAnsi="Consolas"/>
+          <w:color w:val="101010"/>
+          <w:sz w:val="18"/>
+        </w:rPr>
+        <w:t xml:space="preserve">    return search_fixture('wiki.json', query, k)</w:t>
+      </w:r>
+    </w:p>
+    <w:p>
+      <w:pPr>
+        <w:spacing w:after="0" w:before="0"/>
+      </w:pPr>
+      <w:r>
+        <w:rPr>
+          <w:rFonts w:ascii="Consolas" w:hAnsi="Consolas"/>
+          <w:color w:val="101010"/>
+          <w:sz w:val="18"/>
+        </w:rPr>
+        <w:t xml:space="preserve"> </w:t>
+      </w:r>
+    </w:p>
+    <w:p>
+      <w:pPr>
+        <w:spacing w:after="0" w:before="0"/>
+      </w:pPr>
+      <w:r>
+        <w:rPr>
+          <w:rFonts w:ascii="Consolas" w:hAnsi="Consolas"/>
+          <w:color w:val="101010"/>
+          <w:sz w:val="18"/>
+        </w:rPr>
+        <w:t>if __name__ == '__main__':</w:t>
+      </w:r>
+    </w:p>
+    <w:p>
+      <w:pPr>
+        <w:spacing w:after="0" w:before="0"/>
+      </w:pPr>
+      <w:r>
+        <w:rPr>
+          <w:rFonts w:ascii="Consolas" w:hAnsi="Consolas"/>
+          <w:color w:val="101010"/>
+          <w:sz w:val="18"/>
+        </w:rPr>
+        <w:t xml:space="preserve">    mcp.run()</w:t>
+      </w:r>
+    </w:p>
+    <w:p>
+      <w:pPr>
+        <w:spacing w:after="0" w:before="0"/>
+      </w:pPr>
+      <w:r>
+        <w:rPr>
+          <w:rFonts w:ascii="Consolas" w:hAnsi="Consolas"/>
+          <w:color w:val="101010"/>
+          <w:sz w:val="18"/>
+        </w:rPr>
+        <w:t xml:space="preserve"> </w:t>
       </w:r>
     </w:p>
     <w:p>
@@ -233,7 +518,7 @@
           <w:color w:val="333333"/>
           <w:sz w:val="22"/>
         </w:rPr>
-        <w:t>all deliverables present in the submission folder</w:t>
+        <w:t>mcp dev session lists all three tools with correct schemas</w:t>
       </w:r>
     </w:p>
     <w:p>
@@ -245,7 +530,7 @@
           <w:color w:val="333333"/>
           <w:sz w:val="22"/>
         </w:rPr>
-        <w:t>code runs end-to-end without modification</w:t>
+        <w:t>calendar_read('2026-10-20') returns the seeded two meetings</w:t>
       </w:r>
     </w:p>
     <w:p>
@@ -257,7 +542,19 @@
           <w:color w:val="333333"/>
           <w:sz w:val="22"/>
         </w:rPr>
-        <w:t>results match the expected ranges in the rubric</w:t>
+        <w:t>an MCP client (Claude Desktop or mcp CLI) completes a 2-tool chain</w:t>
+      </w:r>
+    </w:p>
+    <w:p>
+      <w:pPr>
+        <w:pStyle w:val="ListBullet"/>
+      </w:pPr>
+      <w:r>
+        <w:rPr>
+          <w:color w:val="333333"/>
+          <w:sz w:val="22"/>
+        </w:rPr>
+        <w:t>malformed arguments produce a schema error, not a crash</w:t>
       </w:r>
     </w:p>
     <w:p>
